--- a/docs/Dental_Scheduler_Progress_Report_Source_Pack.docx
+++ b/docs/Dental_Scheduler_Progress_Report_Source_Pack.docx
@@ -966,12 +966,7 @@
         <w:spacing w:before="0" w:after="120" w:line="264" w:lineRule="auto"/>
       </w:pPr>
       <w:r>
-        <w:rPr>
-          <w:rFonts w:ascii="Calibri" w:hAnsi="Calibri"/>
-          <w:i w:val="0"/>
-          <w:color w:val="0B2545"/>
-        </w:rPr>
-        <w:t>Given patient identity, procedure, minimum scheduling context, availability, complexity, and optional preferences, return feasible combinations of doctor, supporting providers, room, equipment, and timeslot. Staff reviews and confirms one option. Each new request is evaluated against the latest calendar without rebuilding the full year.</w:t>
+        <w:t>Given patient identity and a clinician-approved procedure, return feasible combinations of doctor, supporting providers, room, equipment, and timeslot. The basic workflow assumes the patient can accept any opening in the rolling year; staff records context, complexity, preferences, or a custom date and time window only when they apply. Staff reviews and confirms one option. Each new request is evaluated against the latest calendar without rebuilding the full year.</w:t>
       </w:r>
     </w:p>
     <w:p>
@@ -1808,19 +1803,7 @@
         <w:ind w:left="720" w:hanging="360"/>
       </w:pPr>
       <w:r>
-        <w:rPr>
-          <w:rFonts w:ascii="Calibri" w:hAnsi="Calibri"/>
-          <w:b/>
-          <w:color w:val="1F4D78"/>
-        </w:rPr>
-        <w:t xml:space="preserve">Capture. </w:t>
-      </w:r>
-      <w:r>
-        <w:rPr>
-          <w:rFonts w:ascii="Calibri" w:hAnsi="Calibri"/>
-          <w:color w:val="0B2545"/>
-        </w:rPr>
-        <w:t>Staff enters or selects the patient and provides procedure, condition/context, date range, daily window, complexity, and preferences.</w:t>
+        <w:t>Capture. Staff enters or selects the patient and provides the clinician-approved procedure. The default searches any opening in the rolling year. Staff adds condition context, complexity, preferences, or a custom date and daily-time window only when they apply.</w:t>
       </w:r>
     </w:p>
     <w:p>
@@ -11210,6 +11193,29 @@
         <w:t>End of progress report source pack.</w:t>
       </w:r>
     </w:p>
+    <w:p>
+      <w:pPr>
+        <w:pStyle w:val="Heading1"/>
+      </w:pPr>
+      <w:r>
+        <w:t>September 2026 Simplification Update</w:t>
+      </w:r>
+    </w:p>
+    <w:p>
+      <w:r>
+        <w:t>The basic product flow now requires patient identity and procedure, assumes the patient can accept any feasible opening, and returns ranked options through a three-stage interface. Custom patient availability remains available as an explicit exception. Legacy API requests with complete date and time fields remain compatible.</w:t>
+      </w:r>
+    </w:p>
+    <w:p>
+      <w:r>
+        <w:t>Doctor procedure blocks now support exact weekly recurrence. Each occurrence is independently auditable, while creation is atomic across the requested series and rejects qualification, working-hours, leave, closure, horizon, appointment, or block conflicts. Existing confirmed appointments remain fixed.</w:t>
+      </w:r>
+    </w:p>
+    <w:p>
+      <w:r>
+        <w:t>The simulation basic schema is reduced to request_id, patient_ref, and procedure_code. Defaults fill standard complexity, routine priority, and rolling-year availability; the advanced schema remains accepted. The validation pass recorded 63 backend and contract tests, 15 optimizer tests, successful local offline image construction, and a successful live HTTPS workflow including the new any-opening request and three-column simulation. Production activation still requires target-host browser and accessibility acceptance plus a successful no-egress test after the authoritative firewall policy is applied.</w:t>
+      </w:r>
+    </w:p>
     <w:sectPr>
       <w:headerReference w:type="default" r:id="rId9"/>
       <w:footerReference w:type="default" r:id="rId10"/>
